--- a/public/fun/forms/이력서_병원행정·간호조무사_6_NCS형.docx
+++ b/public/fun/forms/이력서_병원행정·간호조무사_6_NCS형.docx
@@ -467,21 +467,57 @@
             <w:tcW w:type="dxa" w:w="2085"/>
             <w:vAlign w:val="center"/>
           </w:tcPr>
-          <w:p/>
+          <w:p>
+            <w:pPr>
+              <w:spacing w:before="0" w:after="0"/>
+              <w:jc w:val="left"/>
+            </w:pPr>
+            <w:r>
+              <w:rPr>
+                <w:color w:val="A9B0B8"/>
+                <w:sz w:val="16"/>
+              </w:rPr>
+              <w:t>예) 2023.05.</w:t>
+            </w:r>
+          </w:p>
         </w:tc>
         <w:tc>
           <w:tcPr>
             <w:tcW w:type="dxa" w:w="2775"/>
             <w:vAlign w:val="center"/>
           </w:tcPr>
-          <w:p/>
+          <w:p>
+            <w:pPr>
+              <w:spacing w:before="0" w:after="0"/>
+              <w:jc w:val="left"/>
+            </w:pPr>
+            <w:r>
+              <w:rPr>
+                <w:color w:val="A9B0B8"/>
+                <w:sz w:val="16"/>
+              </w:rPr>
+              <w:t>○○ 자격증</w:t>
+            </w:r>
+          </w:p>
         </w:tc>
         <w:tc>
           <w:tcPr>
             <w:tcW w:type="dxa" w:w="2775"/>
             <w:vAlign w:val="center"/>
           </w:tcPr>
-          <w:p/>
+          <w:p>
+            <w:pPr>
+              <w:spacing w:before="0" w:after="0"/>
+              <w:jc w:val="left"/>
+            </w:pPr>
+            <w:r>
+              <w:rPr>
+                <w:color w:val="A9B0B8"/>
+                <w:sz w:val="16"/>
+              </w:rPr>
+              <w:t>○○공단</w:t>
+            </w:r>
+          </w:p>
         </w:tc>
         <w:tc>
           <w:tcPr>
@@ -586,6 +622,234 @@
         <w:t xml:space="preserve">   직무와 관련된 경력·경험을 최근순으로</w:t>
       </w:r>
     </w:p>
+    <w:p>
+      <w:pPr>
+        <w:keepNext/>
+        <w:spacing w:before="100" w:after="40"/>
+        <w:jc w:val="left"/>
+      </w:pPr>
+      <w:r>
+        <w:rPr>
+          <w:b/>
+          <w:color w:val="873B4E"/>
+          <w:sz w:val="19"/>
+        </w:rPr>
+        <w:t>학력 · 교육 · 응대 사례</w:t>
+      </w:r>
+    </w:p>
+    <w:tbl>
+      <w:tblPr>
+        <w:tblW w:w="10410" w:type="dxa"/>
+        <w:jc w:val="left"/>
+        <w:tblBorders>
+          <w:top w:val="single" w:sz="4" w:space="0" w:color="D5C3C7"/>
+          <w:left w:val="single" w:sz="4" w:space="0" w:color="D5C3C7"/>
+          <w:bottom w:val="single" w:sz="4" w:space="0" w:color="D5C3C7"/>
+          <w:right w:val="single" w:sz="4" w:space="0" w:color="D5C3C7"/>
+          <w:insideH w:val="single" w:sz="4" w:space="0" w:color="D5C3C7"/>
+          <w:insideV w:val="single" w:sz="4" w:space="0" w:color="D5C3C7"/>
+        </w:tblBorders>
+        <w:tblLayout w:type="fixed"/>
+        <w:tblCellMar>
+          <w:top w:w="40" w:type="dxa"/>
+          <w:left w:w="80" w:type="dxa"/>
+          <w:bottom w:w="40" w:type="dxa"/>
+          <w:right w:w="80" w:type="dxa"/>
+        </w:tblCellMar>
+        <w:tblLook w:firstColumn="1" w:firstRow="1" w:lastColumn="0" w:lastRow="0" w:noHBand="0" w:noVBand="1" w:val="04A0"/>
+      </w:tblPr>
+      <w:tblGrid>
+        <w:gridCol w:w="2085"/>
+        <w:gridCol w:w="4170"/>
+        <w:gridCol w:w="4155"/>
+      </w:tblGrid>
+      <w:tr>
+        <w:trPr>
+          <w:trHeight w:val="420" w:hRule="atLeast"/>
+          <w:cantSplit/>
+        </w:trPr>
+        <w:tc>
+          <w:tcPr>
+            <w:tcW w:type="dxa" w:w="2085"/>
+            <w:shd w:val="clear" w:color="auto" w:fill="F6F1F2"/>
+            <w:vAlign w:val="center"/>
+          </w:tcPr>
+          <w:p>
+            <w:pPr>
+              <w:spacing w:before="0" w:after="0"/>
+              <w:jc w:val="center"/>
+            </w:pPr>
+            <w:r>
+              <w:rPr>
+                <w:b/>
+                <w:color w:val="521E2B"/>
+                <w:sz w:val="19"/>
+              </w:rPr>
+              <w:t>기 간</w:t>
+            </w:r>
+          </w:p>
+        </w:tc>
+        <w:tc>
+          <w:tcPr>
+            <w:tcW w:type="dxa" w:w="4170"/>
+            <w:shd w:val="clear" w:color="auto" w:fill="F6F1F2"/>
+            <w:vAlign w:val="center"/>
+          </w:tcPr>
+          <w:p>
+            <w:pPr>
+              <w:spacing w:before="0" w:after="0"/>
+              <w:jc w:val="center"/>
+            </w:pPr>
+            <w:r>
+              <w:rPr>
+                <w:b/>
+                <w:color w:val="521E2B"/>
+                <w:sz w:val="19"/>
+              </w:rPr>
+              <w:t>학교 / 기관</w:t>
+            </w:r>
+          </w:p>
+        </w:tc>
+        <w:tc>
+          <w:tcPr>
+            <w:tcW w:type="dxa" w:w="4155"/>
+            <w:shd w:val="clear" w:color="auto" w:fill="F6F1F2"/>
+            <w:vAlign w:val="center"/>
+          </w:tcPr>
+          <w:p>
+            <w:pPr>
+              <w:spacing w:before="0" w:after="0"/>
+              <w:jc w:val="center"/>
+            </w:pPr>
+            <w:r>
+              <w:rPr>
+                <w:b/>
+                <w:color w:val="521E2B"/>
+                <w:sz w:val="19"/>
+              </w:rPr>
+              <w:t>내 용</w:t>
+            </w:r>
+          </w:p>
+        </w:tc>
+      </w:tr>
+      <w:tr>
+        <w:trPr>
+          <w:trHeight w:val="465" w:hRule="atLeast"/>
+          <w:cantSplit/>
+        </w:trPr>
+        <w:tc>
+          <w:tcPr>
+            <w:tcW w:type="dxa" w:w="2085"/>
+            <w:vAlign w:val="center"/>
+          </w:tcPr>
+          <w:p>
+            <w:pPr>
+              <w:spacing w:before="0" w:after="0"/>
+              <w:jc w:val="left"/>
+            </w:pPr>
+            <w:r>
+              <w:rPr>
+                <w:color w:val="A9B0B8"/>
+                <w:sz w:val="16"/>
+              </w:rPr>
+              <w:t>예) 2022.03 ~ 2024.02</w:t>
+            </w:r>
+          </w:p>
+        </w:tc>
+        <w:tc>
+          <w:tcPr>
+            <w:tcW w:type="dxa" w:w="4170"/>
+            <w:vAlign w:val="center"/>
+          </w:tcPr>
+          <w:p>
+            <w:pPr>
+              <w:spacing w:before="0" w:after="0"/>
+              <w:jc w:val="left"/>
+            </w:pPr>
+            <w:r>
+              <w:rPr>
+                <w:color w:val="A9B0B8"/>
+                <w:sz w:val="16"/>
+              </w:rPr>
+              <w:t>○○대학교 (졸업)</w:t>
+            </w:r>
+          </w:p>
+        </w:tc>
+        <w:tc>
+          <w:tcPr>
+            <w:tcW w:type="dxa" w:w="4155"/>
+            <w:vAlign w:val="center"/>
+          </w:tcPr>
+          <w:p>
+            <w:pPr>
+              <w:spacing w:before="0" w:after="0"/>
+              <w:jc w:val="left"/>
+            </w:pPr>
+            <w:r>
+              <w:rPr>
+                <w:color w:val="A9B0B8"/>
+                <w:sz w:val="16"/>
+              </w:rPr>
+              <w:t>배운 점 · 활동 내용</w:t>
+            </w:r>
+          </w:p>
+        </w:tc>
+      </w:tr>
+      <w:tr>
+        <w:trPr>
+          <w:trHeight w:val="465" w:hRule="atLeast"/>
+          <w:cantSplit/>
+        </w:trPr>
+        <w:tc>
+          <w:tcPr>
+            <w:tcW w:type="dxa" w:w="2085"/>
+            <w:vAlign w:val="center"/>
+          </w:tcPr>
+          <w:p/>
+        </w:tc>
+        <w:tc>
+          <w:tcPr>
+            <w:tcW w:type="dxa" w:w="4170"/>
+            <w:vAlign w:val="center"/>
+          </w:tcPr>
+          <w:p/>
+        </w:tc>
+        <w:tc>
+          <w:tcPr>
+            <w:tcW w:type="dxa" w:w="4155"/>
+            <w:vAlign w:val="center"/>
+          </w:tcPr>
+          <w:p/>
+        </w:tc>
+      </w:tr>
+      <w:tr>
+        <w:trPr>
+          <w:trHeight w:val="465" w:hRule="atLeast"/>
+          <w:cantSplit/>
+        </w:trPr>
+        <w:tc>
+          <w:tcPr>
+            <w:tcW w:type="dxa" w:w="2085"/>
+            <w:vAlign w:val="center"/>
+          </w:tcPr>
+          <w:p/>
+        </w:tc>
+        <w:tc>
+          <w:tcPr>
+            <w:tcW w:type="dxa" w:w="4170"/>
+            <w:vAlign w:val="center"/>
+          </w:tcPr>
+          <w:p/>
+        </w:tc>
+        <w:tc>
+          <w:tcPr>
+            <w:tcW w:type="dxa" w:w="4155"/>
+            <w:vAlign w:val="center"/>
+          </w:tcPr>
+          <w:p/>
+        </w:tc>
+      </w:tr>
+    </w:tbl>
     <w:p>
       <w:pPr>
         <w:keepNext/>
@@ -728,7 +992,19 @@
             <w:tcW w:type="dxa" w:w="2085"/>
             <w:vAlign w:val="center"/>
           </w:tcPr>
-          <w:p/>
+          <w:p>
+            <w:pPr>
+              <w:spacing w:before="0" w:after="0"/>
+              <w:jc w:val="left"/>
+            </w:pPr>
+            <w:r>
+              <w:rPr>
+                <w:color w:val="A9B0B8"/>
+                <w:sz w:val="16"/>
+              </w:rPr>
+              <w:t>예) 2022.03 ~ 2024.02</w:t>
+            </w:r>
+          </w:p>
         </w:tc>
         <w:tc>
           <w:tcPr>
@@ -749,7 +1025,19 @@
             <w:tcW w:type="dxa" w:w="2775"/>
             <w:vAlign w:val="center"/>
           </w:tcPr>
-          <w:p/>
+          <w:p>
+            <w:pPr>
+              <w:spacing w:before="0" w:after="0"/>
+              <w:jc w:val="left"/>
+            </w:pPr>
+            <w:r>
+              <w:rPr>
+                <w:color w:val="A9B0B8"/>
+                <w:sz w:val="16"/>
+              </w:rPr>
+              <w:t>맡은 일 + 숫자 성과</w:t>
+            </w:r>
+          </w:p>
         </w:tc>
       </w:tr>
       <w:tr>
@@ -1166,198 +1454,6 @@
               <w:t>○ ○ ○ ○ ○</w:t>
             </w:r>
           </w:p>
-        </w:tc>
-      </w:tr>
-    </w:tbl>
-    <w:p>
-      <w:pPr>
-        <w:keepNext/>
-        <w:spacing w:before="100" w:after="40"/>
-        <w:jc w:val="left"/>
-      </w:pPr>
-      <w:r>
-        <w:rPr>
-          <w:b/>
-          <w:color w:val="873B4E"/>
-          <w:sz w:val="19"/>
-        </w:rPr>
-        <w:t>학력 · 교육 · 응대 사례</w:t>
-      </w:r>
-    </w:p>
-    <w:tbl>
-      <w:tblPr>
-        <w:tblW w:w="10410" w:type="dxa"/>
-        <w:jc w:val="left"/>
-        <w:tblBorders>
-          <w:top w:val="single" w:sz="4" w:space="0" w:color="D5C3C7"/>
-          <w:left w:val="single" w:sz="4" w:space="0" w:color="D5C3C7"/>
-          <w:bottom w:val="single" w:sz="4" w:space="0" w:color="D5C3C7"/>
-          <w:right w:val="single" w:sz="4" w:space="0" w:color="D5C3C7"/>
-          <w:insideH w:val="single" w:sz="4" w:space="0" w:color="D5C3C7"/>
-          <w:insideV w:val="single" w:sz="4" w:space="0" w:color="D5C3C7"/>
-        </w:tblBorders>
-        <w:tblLayout w:type="fixed"/>
-        <w:tblCellMar>
-          <w:top w:w="40" w:type="dxa"/>
-          <w:left w:w="80" w:type="dxa"/>
-          <w:bottom w:w="40" w:type="dxa"/>
-          <w:right w:w="80" w:type="dxa"/>
-        </w:tblCellMar>
-        <w:tblLook w:firstColumn="1" w:firstRow="1" w:lastColumn="0" w:lastRow="0" w:noHBand="0" w:noVBand="1" w:val="04A0"/>
-      </w:tblPr>
-      <w:tblGrid>
-        <w:gridCol w:w="2085"/>
-        <w:gridCol w:w="4170"/>
-        <w:gridCol w:w="4155"/>
-      </w:tblGrid>
-      <w:tr>
-        <w:trPr>
-          <w:trHeight w:val="420" w:hRule="atLeast"/>
-          <w:cantSplit/>
-        </w:trPr>
-        <w:tc>
-          <w:tcPr>
-            <w:tcW w:type="dxa" w:w="2085"/>
-            <w:shd w:val="clear" w:color="auto" w:fill="F6F1F2"/>
-            <w:vAlign w:val="center"/>
-          </w:tcPr>
-          <w:p>
-            <w:pPr>
-              <w:spacing w:before="0" w:after="0"/>
-              <w:jc w:val="center"/>
-            </w:pPr>
-            <w:r>
-              <w:rPr>
-                <w:b/>
-                <w:color w:val="521E2B"/>
-                <w:sz w:val="19"/>
-              </w:rPr>
-              <w:t>기 간</w:t>
-            </w:r>
-          </w:p>
-        </w:tc>
-        <w:tc>
-          <w:tcPr>
-            <w:tcW w:type="dxa" w:w="4170"/>
-            <w:shd w:val="clear" w:color="auto" w:fill="F6F1F2"/>
-            <w:vAlign w:val="center"/>
-          </w:tcPr>
-          <w:p>
-            <w:pPr>
-              <w:spacing w:before="0" w:after="0"/>
-              <w:jc w:val="center"/>
-            </w:pPr>
-            <w:r>
-              <w:rPr>
-                <w:b/>
-                <w:color w:val="521E2B"/>
-                <w:sz w:val="19"/>
-              </w:rPr>
-              <w:t>학교 / 기관</w:t>
-            </w:r>
-          </w:p>
-        </w:tc>
-        <w:tc>
-          <w:tcPr>
-            <w:tcW w:type="dxa" w:w="4155"/>
-            <w:shd w:val="clear" w:color="auto" w:fill="F6F1F2"/>
-            <w:vAlign w:val="center"/>
-          </w:tcPr>
-          <w:p>
-            <w:pPr>
-              <w:spacing w:before="0" w:after="0"/>
-              <w:jc w:val="center"/>
-            </w:pPr>
-            <w:r>
-              <w:rPr>
-                <w:b/>
-                <w:color w:val="521E2B"/>
-                <w:sz w:val="19"/>
-              </w:rPr>
-              <w:t>내 용</w:t>
-            </w:r>
-          </w:p>
-        </w:tc>
-      </w:tr>
-      <w:tr>
-        <w:trPr>
-          <w:trHeight w:val="465" w:hRule="atLeast"/>
-          <w:cantSplit/>
-        </w:trPr>
-        <w:tc>
-          <w:tcPr>
-            <w:tcW w:type="dxa" w:w="2085"/>
-            <w:vAlign w:val="center"/>
-          </w:tcPr>
-          <w:p/>
-        </w:tc>
-        <w:tc>
-          <w:tcPr>
-            <w:tcW w:type="dxa" w:w="4170"/>
-            <w:vAlign w:val="center"/>
-          </w:tcPr>
-          <w:p/>
-        </w:tc>
-        <w:tc>
-          <w:tcPr>
-            <w:tcW w:type="dxa" w:w="4155"/>
-            <w:vAlign w:val="center"/>
-          </w:tcPr>
-          <w:p/>
-        </w:tc>
-      </w:tr>
-      <w:tr>
-        <w:trPr>
-          <w:trHeight w:val="465" w:hRule="atLeast"/>
-          <w:cantSplit/>
-        </w:trPr>
-        <w:tc>
-          <w:tcPr>
-            <w:tcW w:type="dxa" w:w="2085"/>
-            <w:vAlign w:val="center"/>
-          </w:tcPr>
-          <w:p/>
-        </w:tc>
-        <w:tc>
-          <w:tcPr>
-            <w:tcW w:type="dxa" w:w="4170"/>
-            <w:vAlign w:val="center"/>
-          </w:tcPr>
-          <w:p/>
-        </w:tc>
-        <w:tc>
-          <w:tcPr>
-            <w:tcW w:type="dxa" w:w="4155"/>
-            <w:vAlign w:val="center"/>
-          </w:tcPr>
-          <w:p/>
-        </w:tc>
-      </w:tr>
-      <w:tr>
-        <w:trPr>
-          <w:trHeight w:val="465" w:hRule="atLeast"/>
-          <w:cantSplit/>
-        </w:trPr>
-        <w:tc>
-          <w:tcPr>
-            <w:tcW w:type="dxa" w:w="2085"/>
-            <w:vAlign w:val="center"/>
-          </w:tcPr>
-          <w:p/>
-        </w:tc>
-        <w:tc>
-          <w:tcPr>
-            <w:tcW w:type="dxa" w:w="4170"/>
-            <w:vAlign w:val="center"/>
-          </w:tcPr>
-          <w:p/>
-        </w:tc>
-        <w:tc>
-          <w:tcPr>
-            <w:tcW w:type="dxa" w:w="4155"/>
-            <w:vAlign w:val="center"/>
-          </w:tcPr>
-          <w:p/>
         </w:tc>
       </w:tr>
     </w:tbl>

--- a/public/fun/forms/이력서_병원행정·간호조무사_6_NCS형.docx
+++ b/public/fun/forms/이력서_병원행정·간호조무사_6_NCS형.docx
@@ -108,10 +108,10 @@
         <w:tblLook w:firstColumn="1" w:firstRow="1" w:lastColumn="0" w:lastRow="0" w:noHBand="0" w:noVBand="1" w:val="04A0"/>
       </w:tblPr>
       <w:tblGrid>
-        <w:gridCol w:w="1200"/>
+        <w:gridCol w:w="1425"/>
         <w:gridCol w:w="3975"/>
-        <w:gridCol w:w="1200"/>
-        <w:gridCol w:w="4035"/>
+        <w:gridCol w:w="1425"/>
+        <w:gridCol w:w="3585"/>
       </w:tblGrid>
       <w:tr>
         <w:trPr>
@@ -120,7 +120,7 @@
         </w:trPr>
         <w:tc>
           <w:tcPr>
-            <w:tcW w:type="dxa" w:w="1200"/>
+            <w:tcW w:type="dxa" w:w="1425"/>
             <w:shd w:val="clear" w:color="auto" w:fill="F6F1F2"/>
             <w:vAlign w:val="center"/>
           </w:tcPr>
@@ -148,7 +148,7 @@
         </w:tc>
         <w:tc>
           <w:tcPr>
-            <w:tcW w:type="dxa" w:w="1200"/>
+            <w:tcW w:type="dxa" w:w="1425"/>
             <w:shd w:val="clear" w:color="auto" w:fill="F6F1F2"/>
             <w:vAlign w:val="center"/>
           </w:tcPr>
@@ -169,7 +169,7 @@
         </w:tc>
         <w:tc>
           <w:tcPr>
-            <w:tcW w:type="dxa" w:w="4035"/>
+            <w:tcW w:type="dxa" w:w="3585"/>
             <w:vAlign w:val="center"/>
           </w:tcPr>
           <w:p/>
@@ -182,7 +182,7 @@
         </w:trPr>
         <w:tc>
           <w:tcPr>
-            <w:tcW w:type="dxa" w:w="1200"/>
+            <w:tcW w:type="dxa" w:w="1425"/>
             <w:shd w:val="clear" w:color="auto" w:fill="F6F1F2"/>
             <w:vAlign w:val="center"/>
           </w:tcPr>
@@ -210,7 +210,7 @@
         </w:tc>
         <w:tc>
           <w:tcPr>
-            <w:tcW w:type="dxa" w:w="1200"/>
+            <w:tcW w:type="dxa" w:w="1425"/>
             <w:shd w:val="clear" w:color="auto" w:fill="F6F1F2"/>
             <w:vAlign w:val="center"/>
           </w:tcPr>
@@ -231,7 +231,7 @@
         </w:tc>
         <w:tc>
           <w:tcPr>
-            <w:tcW w:type="dxa" w:w="4035"/>
+            <w:tcW w:type="dxa" w:w="3585"/>
             <w:vAlign w:val="center"/>
           </w:tcPr>
           <w:p/>
@@ -244,7 +244,7 @@
         </w:trPr>
         <w:tc>
           <w:tcPr>
-            <w:tcW w:type="dxa" w:w="1200"/>
+            <w:tcW w:type="dxa" w:w="1425"/>
             <w:shd w:val="clear" w:color="auto" w:fill="F6F1F2"/>
             <w:vAlign w:val="center"/>
           </w:tcPr>
@@ -265,7 +265,7 @@
         </w:tc>
         <w:tc>
           <w:tcPr>
-            <w:tcW w:type="dxa" w:w="9210"/>
+            <w:tcW w:type="dxa" w:w="8985"/>
             <w:gridSpan w:val="3"/>
             <w:vAlign w:val="center"/>
           </w:tcPr>
@@ -1313,7 +1313,9 @@
                 <w:color w:val="521E2B"/>
                 <w:sz w:val="19"/>
               </w:rPr>
-              <w:t>프로그램 · 시스템</w:t>
+              <w:t>프로그램 ·</w:t>
+              <w:br/>
+              <w:t>시스템</w:t>
             </w:r>
           </w:p>
         </w:tc>
@@ -1505,10 +1507,10 @@
         <w:tblLook w:firstColumn="1" w:firstRow="1" w:lastColumn="0" w:lastRow="0" w:noHBand="0" w:noVBand="1" w:val="04A0"/>
       </w:tblPr>
       <w:tblGrid>
-        <w:gridCol w:w="1380"/>
-        <w:gridCol w:w="3825"/>
-        <w:gridCol w:w="1380"/>
-        <w:gridCol w:w="3825"/>
+        <w:gridCol w:w="1545"/>
+        <w:gridCol w:w="3660"/>
+        <w:gridCol w:w="1545"/>
+        <w:gridCol w:w="3660"/>
       </w:tblGrid>
       <w:tr>
         <w:trPr>
@@ -1517,7 +1519,7 @@
         </w:trPr>
         <w:tc>
           <w:tcPr>
-            <w:tcW w:type="dxa" w:w="1380"/>
+            <w:tcW w:type="dxa" w:w="1545"/>
             <w:shd w:val="clear" w:color="auto" w:fill="F6F1F2"/>
             <w:vAlign w:val="center"/>
           </w:tcPr>
@@ -1538,13 +1540,13 @@
         </w:tc>
         <w:tc>
           <w:tcPr>
-            <w:tcW w:type="dxa" w:w="3825"/>
+            <w:tcW w:type="dxa" w:w="3660"/>
           </w:tcPr>
           <w:p/>
         </w:tc>
         <w:tc>
           <w:tcPr>
-            <w:tcW w:type="dxa" w:w="1380"/>
+            <w:tcW w:type="dxa" w:w="1545"/>
             <w:shd w:val="clear" w:color="auto" w:fill="F6F1F2"/>
             <w:vAlign w:val="center"/>
           </w:tcPr>
@@ -1565,7 +1567,7 @@
         </w:tc>
         <w:tc>
           <w:tcPr>
-            <w:tcW w:type="dxa" w:w="3825"/>
+            <w:tcW w:type="dxa" w:w="3660"/>
           </w:tcPr>
           <w:p/>
         </w:tc>
@@ -1577,7 +1579,7 @@
         </w:trPr>
         <w:tc>
           <w:tcPr>
-            <w:tcW w:type="dxa" w:w="1380"/>
+            <w:tcW w:type="dxa" w:w="1545"/>
             <w:shd w:val="clear" w:color="auto" w:fill="F6F1F2"/>
             <w:vAlign w:val="center"/>
           </w:tcPr>
@@ -1598,13 +1600,13 @@
         </w:tc>
         <w:tc>
           <w:tcPr>
-            <w:tcW w:type="dxa" w:w="3825"/>
+            <w:tcW w:type="dxa" w:w="3660"/>
           </w:tcPr>
           <w:p/>
         </w:tc>
         <w:tc>
           <w:tcPr>
-            <w:tcW w:type="dxa" w:w="1380"/>
+            <w:tcW w:type="dxa" w:w="1545"/>
             <w:shd w:val="clear" w:color="auto" w:fill="F6F1F2"/>
             <w:vAlign w:val="center"/>
           </w:tcPr>
@@ -1619,13 +1621,15 @@
                 <w:color w:val="521E2B"/>
                 <w:sz w:val="18"/>
               </w:rPr>
-              <w:t>사용 기술 · 도구</w:t>
+              <w:t>사용 기술 ·</w:t>
+              <w:br/>
+              <w:t>도구</w:t>
             </w:r>
           </w:p>
         </w:tc>
         <w:tc>
           <w:tcPr>
-            <w:tcW w:type="dxa" w:w="3825"/>
+            <w:tcW w:type="dxa" w:w="3660"/>
           </w:tcPr>
           <w:p/>
         </w:tc>
@@ -1637,7 +1641,7 @@
         </w:trPr>
         <w:tc>
           <w:tcPr>
-            <w:tcW w:type="dxa" w:w="1380"/>
+            <w:tcW w:type="dxa" w:w="1545"/>
             <w:shd w:val="clear" w:color="auto" w:fill="F6F1F2"/>
             <w:vAlign w:val="center"/>
           </w:tcPr>
@@ -1658,7 +1662,7 @@
         </w:tc>
         <w:tc>
           <w:tcPr>
-            <w:tcW w:type="dxa" w:w="9030"/>
+            <w:tcW w:type="dxa" w:w="8865"/>
             <w:gridSpan w:val="3"/>
           </w:tcPr>
           <w:p/>
@@ -1671,7 +1675,7 @@
         </w:trPr>
         <w:tc>
           <w:tcPr>
-            <w:tcW w:type="dxa" w:w="1380"/>
+            <w:tcW w:type="dxa" w:w="1545"/>
             <w:shd w:val="clear" w:color="auto" w:fill="F6F1F2"/>
             <w:vAlign w:val="center"/>
           </w:tcPr>
@@ -1692,7 +1696,7 @@
         </w:tc>
         <w:tc>
           <w:tcPr>
-            <w:tcW w:type="dxa" w:w="9030"/>
+            <w:tcW w:type="dxa" w:w="8865"/>
             <w:gridSpan w:val="3"/>
           </w:tcPr>
           <w:p/>
@@ -1726,10 +1730,10 @@
         <w:tblLook w:firstColumn="1" w:firstRow="1" w:lastColumn="0" w:lastRow="0" w:noHBand="0" w:noVBand="1" w:val="04A0"/>
       </w:tblPr>
       <w:tblGrid>
-        <w:gridCol w:w="1380"/>
-        <w:gridCol w:w="3825"/>
-        <w:gridCol w:w="1380"/>
-        <w:gridCol w:w="3825"/>
+        <w:gridCol w:w="1545"/>
+        <w:gridCol w:w="3660"/>
+        <w:gridCol w:w="1545"/>
+        <w:gridCol w:w="3660"/>
       </w:tblGrid>
       <w:tr>
         <w:trPr>
@@ -1738,7 +1742,7 @@
         </w:trPr>
         <w:tc>
           <w:tcPr>
-            <w:tcW w:type="dxa" w:w="1380"/>
+            <w:tcW w:type="dxa" w:w="1545"/>
             <w:shd w:val="clear" w:color="auto" w:fill="F6F1F2"/>
             <w:vAlign w:val="center"/>
           </w:tcPr>
@@ -1759,13 +1763,13 @@
         </w:tc>
         <w:tc>
           <w:tcPr>
-            <w:tcW w:type="dxa" w:w="3825"/>
+            <w:tcW w:type="dxa" w:w="3660"/>
           </w:tcPr>
           <w:p/>
         </w:tc>
         <w:tc>
           <w:tcPr>
-            <w:tcW w:type="dxa" w:w="1380"/>
+            <w:tcW w:type="dxa" w:w="1545"/>
             <w:shd w:val="clear" w:color="auto" w:fill="F6F1F2"/>
             <w:vAlign w:val="center"/>
           </w:tcPr>
@@ -1786,7 +1790,7 @@
         </w:tc>
         <w:tc>
           <w:tcPr>
-            <w:tcW w:type="dxa" w:w="3825"/>
+            <w:tcW w:type="dxa" w:w="3660"/>
           </w:tcPr>
           <w:p/>
         </w:tc>
@@ -1798,7 +1802,7 @@
         </w:trPr>
         <w:tc>
           <w:tcPr>
-            <w:tcW w:type="dxa" w:w="1380"/>
+            <w:tcW w:type="dxa" w:w="1545"/>
             <w:shd w:val="clear" w:color="auto" w:fill="F6F1F2"/>
             <w:vAlign w:val="center"/>
           </w:tcPr>
@@ -1819,13 +1823,13 @@
         </w:tc>
         <w:tc>
           <w:tcPr>
-            <w:tcW w:type="dxa" w:w="3825"/>
+            <w:tcW w:type="dxa" w:w="3660"/>
           </w:tcPr>
           <w:p/>
         </w:tc>
         <w:tc>
           <w:tcPr>
-            <w:tcW w:type="dxa" w:w="1380"/>
+            <w:tcW w:type="dxa" w:w="1545"/>
             <w:shd w:val="clear" w:color="auto" w:fill="F6F1F2"/>
             <w:vAlign w:val="center"/>
           </w:tcPr>
@@ -1840,13 +1844,15 @@
                 <w:color w:val="521E2B"/>
                 <w:sz w:val="18"/>
               </w:rPr>
-              <w:t>사용 기술 · 도구</w:t>
+              <w:t>사용 기술 ·</w:t>
+              <w:br/>
+              <w:t>도구</w:t>
             </w:r>
           </w:p>
         </w:tc>
         <w:tc>
           <w:tcPr>
-            <w:tcW w:type="dxa" w:w="3825"/>
+            <w:tcW w:type="dxa" w:w="3660"/>
           </w:tcPr>
           <w:p/>
         </w:tc>
@@ -1858,7 +1864,7 @@
         </w:trPr>
         <w:tc>
           <w:tcPr>
-            <w:tcW w:type="dxa" w:w="1380"/>
+            <w:tcW w:type="dxa" w:w="1545"/>
             <w:shd w:val="clear" w:color="auto" w:fill="F6F1F2"/>
             <w:vAlign w:val="center"/>
           </w:tcPr>
@@ -1879,7 +1885,7 @@
         </w:tc>
         <w:tc>
           <w:tcPr>
-            <w:tcW w:type="dxa" w:w="9030"/>
+            <w:tcW w:type="dxa" w:w="8865"/>
             <w:gridSpan w:val="3"/>
           </w:tcPr>
           <w:p/>
@@ -1892,7 +1898,7 @@
         </w:trPr>
         <w:tc>
           <w:tcPr>
-            <w:tcW w:type="dxa" w:w="1380"/>
+            <w:tcW w:type="dxa" w:w="1545"/>
             <w:shd w:val="clear" w:color="auto" w:fill="F6F1F2"/>
             <w:vAlign w:val="center"/>
           </w:tcPr>
@@ -1913,7 +1919,7 @@
         </w:tc>
         <w:tc>
           <w:tcPr>
-            <w:tcW w:type="dxa" w:w="9030"/>
+            <w:tcW w:type="dxa" w:w="8865"/>
             <w:gridSpan w:val="3"/>
           </w:tcPr>
           <w:p/>

--- a/public/fun/forms/이력서_병원행정·간호조무사_6_NCS형.docx
+++ b/public/fun/forms/이력서_병원행정·간호조무사_6_NCS형.docx
@@ -477,7 +477,7 @@
                 <w:color w:val="A9B0B8"/>
                 <w:sz w:val="16"/>
               </w:rPr>
-              <w:t>예) 2023.05.</w:t>
+              <w:t>예) ○○○○.○○.</w:t>
             </w:r>
           </w:p>
         </w:tc>
@@ -752,7 +752,7 @@
                 <w:color w:val="A9B0B8"/>
                 <w:sz w:val="16"/>
               </w:rPr>
-              <w:t>예) 2022.03 ~ 2024.02</w:t>
+              <w:t>예) ○○○○.○○ ~ ○○○○.○○</w:t>
             </w:r>
           </w:p>
         </w:tc>
@@ -771,7 +771,7 @@
                 <w:color w:val="A9B0B8"/>
                 <w:sz w:val="16"/>
               </w:rPr>
-              <w:t>○○대학교 (졸업)</w:t>
+              <w:t>학교명 입력 (졸업)</w:t>
             </w:r>
           </w:p>
         </w:tc>
@@ -1002,7 +1002,7 @@
                 <w:color w:val="A9B0B8"/>
                 <w:sz w:val="16"/>
               </w:rPr>
-              <w:t>예) 2022.03 ~ 2024.02</w:t>
+              <w:t>예) ○○○○.○○ ~ ○○○○.○○</w:t>
             </w:r>
           </w:p>
         </w:tc>
@@ -1941,7 +1941,7 @@
         <w:rPr>
           <w:sz w:val="19"/>
         </w:rPr>
-        <w:t>위 내용은 사실과 다름이 없음을 확인합니다.     20      년      월      일     작성자 :  ______________  (서명)</w:t>
+        <w:t>위 내용은 사실과 다름이 없음을 확인합니다.           년      월      일     작성자 :  ______________  (서명)</w:t>
       </w:r>
     </w:p>
     <w:p>
@@ -2207,7 +2207,7 @@
                 <w:color w:val="873B4E"/>
                 <w:sz w:val="19"/>
               </w:rPr>
-              <w:t>2022~현재 · ○○의원 원무 · 일 평균 접수 120명 · 청구 반려율 4% → 1%</w:t>
+              <w:t>기간 입력 · ○○의원 원무 · 일 평균 접수 120명 · 청구 반려율 4% → 1%</w:t>
             </w:r>
           </w:p>
         </w:tc>
